--- a/lessons/06-run-it/resources/l6-student-sheets-EDITABLE.docx
+++ b/lessons/06-run-it/resources/l6-student-sheets-EDITABLE.docx
@@ -3718,6 +3718,1272 @@
         </w:tc>
       </w:tr>
     </w:tbl>
+    <w:p>
+      <w:r>
+        <w:br w:type="page"/>
+      </w:r>
+    </w:p>
+    <w:p>
+      <w:pPr>
+        <w:spacing w:after="30" w:before="40" w:line="260"/>
+      </w:pPr>
+      <w:r>
+        <w:rPr>
+          <w:rFonts w:ascii="Calibri" w:cs="Calibri" w:eastAsia="Calibri" w:hAnsi="Calibri"/>
+          <w:b/>
+          <w:bCs/>
+          <w:color w:val="E8930C"/>
+          <w:sz w:val="17"/>
+          <w:szCs w:val="17"/>
+        </w:rPr>
+        <w:t xml:space="preserve">YEAR 6 SCIENCE · LESSON 6</w:t>
+      </w:r>
+    </w:p>
+    <w:p>
+      <w:pPr>
+        <w:pBdr>
+          <w:bottom w:val="single" w:color="E8930C" w:sz="12" w:space="5"/>
+        </w:pBdr>
+        <w:spacing w:after="100" w:before="0"/>
+      </w:pPr>
+      <w:r>
+        <w:rPr>
+          <w:rFonts w:ascii="Calibri" w:cs="Calibri" w:eastAsia="Calibri" w:hAnsi="Calibri"/>
+          <w:b/>
+          <w:bCs/>
+          <w:color w:val="1B2A4A"/>
+          <w:sz w:val="34"/>
+          <w:szCs w:val="34"/>
+        </w:rPr>
+        <w:t xml:space="preserve">The swap — somebody else’s data</w:t>
+      </w:r>
+    </w:p>
+    <w:tbl>
+      <w:tblPr>
+        <w:tblW w:type="dxa" w:w="9600"/>
+        <w:tblBorders>
+          <w:top w:val="single" w:color="7E889C" w:sz="6"/>
+          <w:left w:val="single" w:color="7E889C" w:sz="6"/>
+          <w:bottom w:val="single" w:color="7E889C" w:sz="6"/>
+          <w:right w:val="single" w:color="7E889C" w:sz="6"/>
+          <w:insideH w:val="single" w:color="9AA3B5" w:sz="3"/>
+          <w:insideV w:val="single" w:color="9AA3B5" w:sz="3"/>
+        </w:tblBorders>
+      </w:tblPr>
+      <w:tblGrid>
+        <w:gridCol w:w="4900"/>
+        <w:gridCol w:w="2400"/>
+        <w:gridCol w:w="2300"/>
+      </w:tblGrid>
+      <w:tr>
+        <w:tc>
+          <w:tcPr>
+            <w:tcW w:type="dxa" w:w="4900"/>
+            <w:shd w:fill="FBF9F4" w:val="clear"/>
+            <w:tcMar>
+              <w:top w:type="dxa" w:w="150"/>
+              <w:left w:type="dxa" w:w="110"/>
+              <w:bottom w:type="dxa" w:w="150"/>
+              <w:right w:type="dxa" w:w="110"/>
+            </w:tcMar>
+            <w:vAlign w:val="top"/>
+          </w:tcPr>
+          <w:p>
+            <w:pPr>
+              <w:spacing w:after="15" w:before="15" w:line="260"/>
+            </w:pPr>
+            <w:r>
+              <w:rPr>
+                <w:rFonts w:ascii="Calibri" w:cs="Calibri" w:eastAsia="Calibri" w:hAnsi="Calibri"/>
+                <w:b/>
+                <w:bCs/>
+                <w:color w:val="222222"/>
+                <w:sz w:val="18"/>
+                <w:szCs w:val="18"/>
+              </w:rPr>
+              <w:t xml:space="preserve">Name</w:t>
+            </w:r>
+          </w:p>
+        </w:tc>
+        <w:tc>
+          <w:tcPr>
+            <w:tcW w:type="dxa" w:w="2400"/>
+            <w:shd w:fill="FBF9F4" w:val="clear"/>
+            <w:tcMar>
+              <w:top w:type="dxa" w:w="150"/>
+              <w:left w:type="dxa" w:w="110"/>
+              <w:bottom w:type="dxa" w:w="150"/>
+              <w:right w:type="dxa" w:w="110"/>
+            </w:tcMar>
+            <w:vAlign w:val="top"/>
+          </w:tcPr>
+          <w:p>
+            <w:pPr>
+              <w:spacing w:after="15" w:before="15" w:line="260"/>
+            </w:pPr>
+            <w:r>
+              <w:rPr>
+                <w:rFonts w:ascii="Calibri" w:cs="Calibri" w:eastAsia="Calibri" w:hAnsi="Calibri"/>
+                <w:b/>
+                <w:bCs/>
+                <w:color w:val="222222"/>
+                <w:sz w:val="18"/>
+                <w:szCs w:val="18"/>
+              </w:rPr>
+              <w:t xml:space="preserve">Group</w:t>
+            </w:r>
+          </w:p>
+        </w:tc>
+        <w:tc>
+          <w:tcPr>
+            <w:tcW w:type="dxa" w:w="2300"/>
+            <w:shd w:fill="FBF9F4" w:val="clear"/>
+            <w:tcMar>
+              <w:top w:type="dxa" w:w="150"/>
+              <w:left w:type="dxa" w:w="110"/>
+              <w:bottom w:type="dxa" w:w="150"/>
+              <w:right w:type="dxa" w:w="110"/>
+            </w:tcMar>
+            <w:vAlign w:val="top"/>
+          </w:tcPr>
+          <w:p>
+            <w:pPr>
+              <w:spacing w:after="15" w:before="15" w:line="260"/>
+            </w:pPr>
+            <w:r>
+              <w:rPr>
+                <w:rFonts w:ascii="Calibri" w:cs="Calibri" w:eastAsia="Calibri" w:hAnsi="Calibri"/>
+                <w:b/>
+                <w:bCs/>
+                <w:color w:val="222222"/>
+                <w:sz w:val="18"/>
+                <w:szCs w:val="18"/>
+              </w:rPr>
+              <w:t xml:space="preserve">Date</w:t>
+            </w:r>
+          </w:p>
+        </w:tc>
+      </w:tr>
+    </w:tbl>
+    <w:p>
+      <w:pPr>
+        <w:pBdr>
+          <w:top w:val="single" w:color="E4E0D6" w:sz="2" w:space="6"/>
+          <w:bottom w:val="single" w:color="E4E0D6" w:sz="2" w:space="6"/>
+          <w:left w:val="single" w:color="0E7C7B" w:sz="18" w:space="8"/>
+          <w:right w:val="single" w:color="E4E0D6" w:sz="2" w:space="6"/>
+        </w:pBdr>
+        <w:shd w:fill="FBF9F4" w:val="clear"/>
+        <w:spacing w:after="130" w:before="130" w:line="265"/>
+      </w:pPr>
+      <w:r>
+        <w:rPr>
+          <w:rFonts w:ascii="Calibri" w:cs="Calibri" w:eastAsia="Calibri" w:hAnsi="Calibri"/>
+          <w:b/>
+          <w:bCs/>
+          <w:color w:val="0E7C7B"/>
+          <w:sz w:val="19"/>
+          <w:szCs w:val="19"/>
+        </w:rPr>
+        <w:t xml:space="preserve">You were not there  </w:t>
+      </w:r>
+      <w:r>
+        <w:rPr>
+          <w:rFonts w:ascii="Calibri" w:cs="Calibri" w:eastAsia="Calibri" w:hAnsi="Calibri"/>
+          <w:color w:val="222222"/>
+          <w:sz w:val="19"/>
+          <w:szCs w:val="19"/>
+        </w:rPr>
+        <w:t xml:space="preserve">This is the other class’s data. You do not know how they did it. They tested something you did not, and you tested something they did not — neither class can answer the client’s question alone. But before you use their numbers, you have to decide whether you trust them.</w:t>
+      </w:r>
+    </w:p>
+    <w:p>
+      <w:pPr>
+        <w:spacing w:after="70" w:before="40" w:line="260"/>
+      </w:pPr>
+      <w:r>
+        <w:rPr>
+          <w:rFonts w:ascii="Calibri" w:cs="Calibri" w:eastAsia="Calibri" w:hAnsi="Calibri"/>
+          <w:b/>
+          <w:bCs/>
+          <w:color w:val="1B2A4A"/>
+          <w:sz w:val="19"/>
+          <w:szCs w:val="19"/>
+        </w:rPr>
+        <w:t xml:space="preserve">WRITE THESE DOWN BEFORE YOU DISCUSS ANYTHING. Once someone says what they think out loud, it gets very hard to notice anything different.</w:t>
+      </w:r>
+    </w:p>
+    <w:p>
+      <w:pPr>
+        <w:spacing w:after="60" w:before="190"/>
+      </w:pPr>
+      <w:r>
+        <w:rPr>
+          <w:rFonts w:ascii="Calibri" w:cs="Calibri" w:eastAsia="Calibri" w:hAnsi="Calibri"/>
+          <w:b/>
+          <w:bCs/>
+          <w:color w:val="0E7C7B"/>
+          <w:sz w:val="22"/>
+          <w:szCs w:val="22"/>
+        </w:rPr>
+        <w:t xml:space="preserve">1 · Two things you CANNOT tell from this data</w:t>
+      </w:r>
+    </w:p>
+    <w:p>
+      <w:pPr>
+        <w:spacing w:after="70" w:before="40" w:line="260"/>
+      </w:pPr>
+      <w:r>
+        <w:rPr>
+          <w:rFonts w:ascii="Calibri" w:cs="Calibri" w:eastAsia="Calibri" w:hAnsi="Calibri"/>
+          <w:i/>
+          <w:iCs/>
+          <w:color w:val="5A6478"/>
+          <w:sz w:val="18"/>
+          <w:szCs w:val="18"/>
+        </w:rPr>
+        <w:t xml:space="preserve">What did they not write down that you would need to know?</w:t>
+      </w:r>
+    </w:p>
+    <w:tbl>
+      <w:tblPr>
+        <w:tblW w:type="dxa" w:w="9600"/>
+        <w:tblBorders>
+          <w:top w:val="none" w:color="FFFFFF" w:sz="0"/>
+          <w:left w:val="none" w:color="FFFFFF" w:sz="0"/>
+          <w:bottom w:val="none" w:color="FFFFFF" w:sz="0"/>
+          <w:right w:val="none" w:color="FFFFFF" w:sz="0"/>
+          <w:insideH w:val="single" w:color="AEB4C2" w:sz="4"/>
+          <w:insideV w:val="none" w:color="FFFFFF" w:sz="0"/>
+        </w:tblBorders>
+      </w:tblPr>
+      <w:tblGrid>
+        <w:gridCol w:w="9600"/>
+      </w:tblGrid>
+      <w:tr>
+        <w:tc>
+          <w:tcPr>
+            <w:tcW w:type="dxa" w:w="9600"/>
+            <w:tcBorders>
+              <w:top w:val="none" w:color="FFFFFF" w:sz="0"/>
+              <w:left w:val="none" w:color="FFFFFF" w:sz="0"/>
+              <w:bottom w:val="single" w:color="AEB4C2" w:sz="4"/>
+              <w:right w:val="none" w:color="FFFFFF" w:sz="0"/>
+            </w:tcBorders>
+            <w:tcMar>
+              <w:top w:type="dxa" w:w="0"/>
+              <w:left w:type="dxa" w:w="0"/>
+              <w:bottom w:type="dxa" w:w="0"/>
+              <w:right w:type="dxa" w:w="0"/>
+            </w:tcMar>
+          </w:tcPr>
+          <w:p>
+            <w:pPr>
+              <w:spacing w:after="85" w:before="85"/>
+            </w:pPr>
+            <w:r>
+              <w:rPr>
+                <w:rFonts w:ascii="Calibri" w:cs="Calibri" w:eastAsia="Calibri" w:hAnsi="Calibri"/>
+                <w:color w:val="222222"/>
+                <w:sz w:val="20"/>
+                <w:szCs w:val="20"/>
+              </w:rPr>
+              <w:t xml:space="preserve"> </w:t>
+            </w:r>
+          </w:p>
+        </w:tc>
+      </w:tr>
+      <w:tr>
+        <w:tc>
+          <w:tcPr>
+            <w:tcW w:type="dxa" w:w="9600"/>
+            <w:tcBorders>
+              <w:top w:val="none" w:color="FFFFFF" w:sz="0"/>
+              <w:left w:val="none" w:color="FFFFFF" w:sz="0"/>
+              <w:bottom w:val="single" w:color="AEB4C2" w:sz="4"/>
+              <w:right w:val="none" w:color="FFFFFF" w:sz="0"/>
+            </w:tcBorders>
+            <w:tcMar>
+              <w:top w:type="dxa" w:w="0"/>
+              <w:left w:type="dxa" w:w="0"/>
+              <w:bottom w:type="dxa" w:w="0"/>
+              <w:right w:type="dxa" w:w="0"/>
+            </w:tcMar>
+          </w:tcPr>
+          <w:p>
+            <w:pPr>
+              <w:spacing w:after="85" w:before="85"/>
+            </w:pPr>
+            <w:r>
+              <w:rPr>
+                <w:rFonts w:ascii="Calibri" w:cs="Calibri" w:eastAsia="Calibri" w:hAnsi="Calibri"/>
+                <w:color w:val="222222"/>
+                <w:sz w:val="20"/>
+                <w:szCs w:val="20"/>
+              </w:rPr>
+              <w:t xml:space="preserve"> </w:t>
+            </w:r>
+          </w:p>
+        </w:tc>
+      </w:tr>
+    </w:tbl>
+    <w:p>
+      <w:pPr>
+        <w:spacing w:after="120"/>
+      </w:pPr>
+    </w:p>
+    <w:tbl>
+      <w:tblPr>
+        <w:tblW w:type="dxa" w:w="9600"/>
+        <w:tblBorders>
+          <w:top w:val="none" w:color="FFFFFF" w:sz="0"/>
+          <w:left w:val="none" w:color="FFFFFF" w:sz="0"/>
+          <w:bottom w:val="none" w:color="FFFFFF" w:sz="0"/>
+          <w:right w:val="none" w:color="FFFFFF" w:sz="0"/>
+          <w:insideH w:val="single" w:color="AEB4C2" w:sz="4"/>
+          <w:insideV w:val="none" w:color="FFFFFF" w:sz="0"/>
+        </w:tblBorders>
+      </w:tblPr>
+      <w:tblGrid>
+        <w:gridCol w:w="9600"/>
+      </w:tblGrid>
+      <w:tr>
+        <w:tc>
+          <w:tcPr>
+            <w:tcW w:type="dxa" w:w="9600"/>
+            <w:tcBorders>
+              <w:top w:val="none" w:color="FFFFFF" w:sz="0"/>
+              <w:left w:val="none" w:color="FFFFFF" w:sz="0"/>
+              <w:bottom w:val="single" w:color="AEB4C2" w:sz="4"/>
+              <w:right w:val="none" w:color="FFFFFF" w:sz="0"/>
+            </w:tcBorders>
+            <w:tcMar>
+              <w:top w:type="dxa" w:w="0"/>
+              <w:left w:type="dxa" w:w="0"/>
+              <w:bottom w:type="dxa" w:w="0"/>
+              <w:right w:type="dxa" w:w="0"/>
+            </w:tcMar>
+          </w:tcPr>
+          <w:p>
+            <w:pPr>
+              <w:spacing w:after="85" w:before="85"/>
+            </w:pPr>
+            <w:r>
+              <w:rPr>
+                <w:rFonts w:ascii="Calibri" w:cs="Calibri" w:eastAsia="Calibri" w:hAnsi="Calibri"/>
+                <w:color w:val="222222"/>
+                <w:sz w:val="20"/>
+                <w:szCs w:val="20"/>
+              </w:rPr>
+              <w:t xml:space="preserve"> </w:t>
+            </w:r>
+          </w:p>
+        </w:tc>
+      </w:tr>
+      <w:tr>
+        <w:tc>
+          <w:tcPr>
+            <w:tcW w:type="dxa" w:w="9600"/>
+            <w:tcBorders>
+              <w:top w:val="none" w:color="FFFFFF" w:sz="0"/>
+              <w:left w:val="none" w:color="FFFFFF" w:sz="0"/>
+              <w:bottom w:val="single" w:color="AEB4C2" w:sz="4"/>
+              <w:right w:val="none" w:color="FFFFFF" w:sz="0"/>
+            </w:tcBorders>
+            <w:tcMar>
+              <w:top w:type="dxa" w:w="0"/>
+              <w:left w:type="dxa" w:w="0"/>
+              <w:bottom w:type="dxa" w:w="0"/>
+              <w:right w:type="dxa" w:w="0"/>
+            </w:tcMar>
+          </w:tcPr>
+          <w:p>
+            <w:pPr>
+              <w:spacing w:after="85" w:before="85"/>
+            </w:pPr>
+            <w:r>
+              <w:rPr>
+                <w:rFonts w:ascii="Calibri" w:cs="Calibri" w:eastAsia="Calibri" w:hAnsi="Calibri"/>
+                <w:color w:val="222222"/>
+                <w:sz w:val="20"/>
+                <w:szCs w:val="20"/>
+              </w:rPr>
+              <w:t xml:space="preserve"> </w:t>
+            </w:r>
+          </w:p>
+        </w:tc>
+      </w:tr>
+    </w:tbl>
+    <w:p>
+      <w:pPr>
+        <w:spacing w:after="120"/>
+      </w:pPr>
+    </w:p>
+    <w:p>
+      <w:pPr>
+        <w:spacing w:after="60" w:before="190"/>
+      </w:pPr>
+      <w:r>
+        <w:rPr>
+          <w:rFonts w:ascii="Calibri" w:cs="Calibri" w:eastAsia="Calibri" w:hAnsi="Calibri"/>
+          <w:b/>
+          <w:bCs/>
+          <w:color w:val="0E7C7B"/>
+          <w:sz w:val="22"/>
+          <w:szCs w:val="22"/>
+        </w:rPr>
+        <w:t xml:space="preserve">2 · One thing you think may have gone wrong</w:t>
+      </w:r>
+    </w:p>
+    <w:p>
+      <w:pPr>
+        <w:spacing w:after="70" w:before="40" w:line="260"/>
+      </w:pPr>
+      <w:r>
+        <w:rPr>
+          <w:rFonts w:ascii="Calibri" w:cs="Calibri" w:eastAsia="Calibri" w:hAnsi="Calibri"/>
+          <w:i/>
+          <w:iCs/>
+          <w:color w:val="5A6478"/>
+          <w:sz w:val="18"/>
+          <w:szCs w:val="18"/>
+        </w:rPr>
+        <w:t xml:space="preserve">Be specific. Name the step.</w:t>
+      </w:r>
+    </w:p>
+    <w:tbl>
+      <w:tblPr>
+        <w:tblW w:type="dxa" w:w="9600"/>
+        <w:tblBorders>
+          <w:top w:val="none" w:color="FFFFFF" w:sz="0"/>
+          <w:left w:val="none" w:color="FFFFFF" w:sz="0"/>
+          <w:bottom w:val="none" w:color="FFFFFF" w:sz="0"/>
+          <w:right w:val="none" w:color="FFFFFF" w:sz="0"/>
+          <w:insideH w:val="single" w:color="AEB4C2" w:sz="4"/>
+          <w:insideV w:val="none" w:color="FFFFFF" w:sz="0"/>
+        </w:tblBorders>
+      </w:tblPr>
+      <w:tblGrid>
+        <w:gridCol w:w="9600"/>
+      </w:tblGrid>
+      <w:tr>
+        <w:tc>
+          <w:tcPr>
+            <w:tcW w:type="dxa" w:w="9600"/>
+            <w:tcBorders>
+              <w:top w:val="none" w:color="FFFFFF" w:sz="0"/>
+              <w:left w:val="none" w:color="FFFFFF" w:sz="0"/>
+              <w:bottom w:val="single" w:color="AEB4C2" w:sz="4"/>
+              <w:right w:val="none" w:color="FFFFFF" w:sz="0"/>
+            </w:tcBorders>
+            <w:tcMar>
+              <w:top w:type="dxa" w:w="0"/>
+              <w:left w:type="dxa" w:w="0"/>
+              <w:bottom w:type="dxa" w:w="0"/>
+              <w:right w:type="dxa" w:w="0"/>
+            </w:tcMar>
+          </w:tcPr>
+          <w:p>
+            <w:pPr>
+              <w:spacing w:after="85" w:before="85"/>
+            </w:pPr>
+            <w:r>
+              <w:rPr>
+                <w:rFonts w:ascii="Calibri" w:cs="Calibri" w:eastAsia="Calibri" w:hAnsi="Calibri"/>
+                <w:color w:val="222222"/>
+                <w:sz w:val="20"/>
+                <w:szCs w:val="20"/>
+              </w:rPr>
+              <w:t xml:space="preserve"> </w:t>
+            </w:r>
+          </w:p>
+        </w:tc>
+      </w:tr>
+      <w:tr>
+        <w:tc>
+          <w:tcPr>
+            <w:tcW w:type="dxa" w:w="9600"/>
+            <w:tcBorders>
+              <w:top w:val="none" w:color="FFFFFF" w:sz="0"/>
+              <w:left w:val="none" w:color="FFFFFF" w:sz="0"/>
+              <w:bottom w:val="single" w:color="AEB4C2" w:sz="4"/>
+              <w:right w:val="none" w:color="FFFFFF" w:sz="0"/>
+            </w:tcBorders>
+            <w:tcMar>
+              <w:top w:type="dxa" w:w="0"/>
+              <w:left w:type="dxa" w:w="0"/>
+              <w:bottom w:type="dxa" w:w="0"/>
+              <w:right w:type="dxa" w:w="0"/>
+            </w:tcMar>
+          </w:tcPr>
+          <w:p>
+            <w:pPr>
+              <w:spacing w:after="85" w:before="85"/>
+            </w:pPr>
+            <w:r>
+              <w:rPr>
+                <w:rFonts w:ascii="Calibri" w:cs="Calibri" w:eastAsia="Calibri" w:hAnsi="Calibri"/>
+                <w:color w:val="222222"/>
+                <w:sz w:val="20"/>
+                <w:szCs w:val="20"/>
+              </w:rPr>
+              <w:t xml:space="preserve"> </w:t>
+            </w:r>
+          </w:p>
+        </w:tc>
+      </w:tr>
+      <w:tr>
+        <w:tc>
+          <w:tcPr>
+            <w:tcW w:type="dxa" w:w="9600"/>
+            <w:tcBorders>
+              <w:top w:val="none" w:color="FFFFFF" w:sz="0"/>
+              <w:left w:val="none" w:color="FFFFFF" w:sz="0"/>
+              <w:bottom w:val="single" w:color="AEB4C2" w:sz="4"/>
+              <w:right w:val="none" w:color="FFFFFF" w:sz="0"/>
+            </w:tcBorders>
+            <w:tcMar>
+              <w:top w:type="dxa" w:w="0"/>
+              <w:left w:type="dxa" w:w="0"/>
+              <w:bottom w:type="dxa" w:w="0"/>
+              <w:right w:type="dxa" w:w="0"/>
+            </w:tcMar>
+          </w:tcPr>
+          <w:p>
+            <w:pPr>
+              <w:spacing w:after="85" w:before="85"/>
+            </w:pPr>
+            <w:r>
+              <w:rPr>
+                <w:rFonts w:ascii="Calibri" w:cs="Calibri" w:eastAsia="Calibri" w:hAnsi="Calibri"/>
+                <w:color w:val="222222"/>
+                <w:sz w:val="20"/>
+                <w:szCs w:val="20"/>
+              </w:rPr>
+              <w:t xml:space="preserve"> </w:t>
+            </w:r>
+          </w:p>
+        </w:tc>
+      </w:tr>
+    </w:tbl>
+    <w:p>
+      <w:pPr>
+        <w:spacing w:after="120"/>
+      </w:pPr>
+    </w:p>
+    <w:p>
+      <w:pPr>
+        <w:spacing w:after="60" w:before="190"/>
+      </w:pPr>
+      <w:r>
+        <w:rPr>
+          <w:rFonts w:ascii="Calibri" w:cs="Calibri" w:eastAsia="Calibri" w:hAnsi="Calibri"/>
+          <w:b/>
+          <w:bCs/>
+          <w:color w:val="0E7C7B"/>
+          <w:sz w:val="22"/>
+          <w:szCs w:val="22"/>
+        </w:rPr>
+        <w:t xml:space="preserve">3 · One question you would ask them</w:t>
+      </w:r>
+    </w:p>
+    <w:tbl>
+      <w:tblPr>
+        <w:tblW w:type="dxa" w:w="9600"/>
+        <w:tblBorders>
+          <w:top w:val="none" w:color="FFFFFF" w:sz="0"/>
+          <w:left w:val="none" w:color="FFFFFF" w:sz="0"/>
+          <w:bottom w:val="none" w:color="FFFFFF" w:sz="0"/>
+          <w:right w:val="none" w:color="FFFFFF" w:sz="0"/>
+          <w:insideH w:val="single" w:color="AEB4C2" w:sz="4"/>
+          <w:insideV w:val="none" w:color="FFFFFF" w:sz="0"/>
+        </w:tblBorders>
+      </w:tblPr>
+      <w:tblGrid>
+        <w:gridCol w:w="9600"/>
+      </w:tblGrid>
+      <w:tr>
+        <w:tc>
+          <w:tcPr>
+            <w:tcW w:type="dxa" w:w="9600"/>
+            <w:tcBorders>
+              <w:top w:val="none" w:color="FFFFFF" w:sz="0"/>
+              <w:left w:val="none" w:color="FFFFFF" w:sz="0"/>
+              <w:bottom w:val="single" w:color="AEB4C2" w:sz="4"/>
+              <w:right w:val="none" w:color="FFFFFF" w:sz="0"/>
+            </w:tcBorders>
+            <w:tcMar>
+              <w:top w:type="dxa" w:w="0"/>
+              <w:left w:type="dxa" w:w="0"/>
+              <w:bottom w:type="dxa" w:w="0"/>
+              <w:right w:type="dxa" w:w="0"/>
+            </w:tcMar>
+          </w:tcPr>
+          <w:p>
+            <w:pPr>
+              <w:spacing w:after="85" w:before="85"/>
+            </w:pPr>
+            <w:r>
+              <w:rPr>
+                <w:rFonts w:ascii="Calibri" w:cs="Calibri" w:eastAsia="Calibri" w:hAnsi="Calibri"/>
+                <w:color w:val="222222"/>
+                <w:sz w:val="20"/>
+                <w:szCs w:val="20"/>
+              </w:rPr>
+              <w:t xml:space="preserve"> </w:t>
+            </w:r>
+          </w:p>
+        </w:tc>
+      </w:tr>
+      <w:tr>
+        <w:tc>
+          <w:tcPr>
+            <w:tcW w:type="dxa" w:w="9600"/>
+            <w:tcBorders>
+              <w:top w:val="none" w:color="FFFFFF" w:sz="0"/>
+              <w:left w:val="none" w:color="FFFFFF" w:sz="0"/>
+              <w:bottom w:val="single" w:color="AEB4C2" w:sz="4"/>
+              <w:right w:val="none" w:color="FFFFFF" w:sz="0"/>
+            </w:tcBorders>
+            <w:tcMar>
+              <w:top w:type="dxa" w:w="0"/>
+              <w:left w:type="dxa" w:w="0"/>
+              <w:bottom w:type="dxa" w:w="0"/>
+              <w:right w:type="dxa" w:w="0"/>
+            </w:tcMar>
+          </w:tcPr>
+          <w:p>
+            <w:pPr>
+              <w:spacing w:after="85" w:before="85"/>
+            </w:pPr>
+            <w:r>
+              <w:rPr>
+                <w:rFonts w:ascii="Calibri" w:cs="Calibri" w:eastAsia="Calibri" w:hAnsi="Calibri"/>
+                <w:color w:val="222222"/>
+                <w:sz w:val="20"/>
+                <w:szCs w:val="20"/>
+              </w:rPr>
+              <w:t xml:space="preserve"> </w:t>
+            </w:r>
+          </w:p>
+        </w:tc>
+      </w:tr>
+    </w:tbl>
+    <w:p>
+      <w:pPr>
+        <w:spacing w:after="120"/>
+      </w:pPr>
+    </w:p>
+    <w:p>
+      <w:pPr>
+        <w:pBdr>
+          <w:top w:val="single" w:color="E4E0D6" w:sz="2" w:space="6"/>
+          <w:bottom w:val="single" w:color="E4E0D6" w:sz="2" w:space="6"/>
+          <w:left w:val="single" w:color="E8930C" w:sz="18" w:space="8"/>
+          <w:right w:val="single" w:color="E4E0D6" w:sz="2" w:space="6"/>
+        </w:pBdr>
+        <w:shd w:fill="FBF9F4" w:val="clear"/>
+        <w:spacing w:after="130" w:before="130" w:line="265"/>
+      </w:pPr>
+      <w:r>
+        <w:rPr>
+          <w:rFonts w:ascii="Calibri" w:cs="Calibri" w:eastAsia="Calibri" w:hAnsi="Calibri"/>
+          <w:b/>
+          <w:bCs/>
+          <w:color w:val="9A5F00"/>
+          <w:sz w:val="19"/>
+          <w:szCs w:val="19"/>
+        </w:rPr>
+        <w:t xml:space="preserve">Things worth looking for  </w:t>
+      </w:r>
+      <w:r>
+        <w:rPr>
+          <w:rFonts w:ascii="Calibri" w:cs="Calibri" w:eastAsia="Calibri" w:hAnsi="Calibri"/>
+          <w:color w:val="222222"/>
+          <w:sz w:val="19"/>
+          <w:szCs w:val="19"/>
+        </w:rPr>
+        <w:t xml:space="preserve">Did they dry the nails the same way? Did every jar start on the same day? Were the jars in the same place — same light, same temperature? Same size nails? Is one of their three jars wildly different from the other two, and did they say why? Did they record to two decimal places or round? Is anything missing?</w:t>
+      </w:r>
+    </w:p>
+    <w:p>
+      <w:r>
+        <w:br w:type="page"/>
+      </w:r>
+    </w:p>
+    <w:p>
+      <w:pPr>
+        <w:spacing w:after="30" w:before="40" w:line="260"/>
+      </w:pPr>
+      <w:r>
+        <w:rPr>
+          <w:rFonts w:ascii="Calibri" w:cs="Calibri" w:eastAsia="Calibri" w:hAnsi="Calibri"/>
+          <w:b/>
+          <w:bCs/>
+          <w:color w:val="E8930C"/>
+          <w:sz w:val="17"/>
+          <w:szCs w:val="17"/>
+        </w:rPr>
+        <w:t xml:space="preserve">YEAR 6 SCIENCE · LESSON 6</w:t>
+      </w:r>
+    </w:p>
+    <w:p>
+      <w:pPr>
+        <w:pBdr>
+          <w:bottom w:val="single" w:color="E8930C" w:sz="12" w:space="5"/>
+        </w:pBdr>
+        <w:spacing w:after="100" w:before="0"/>
+      </w:pPr>
+      <w:r>
+        <w:rPr>
+          <w:rFonts w:ascii="Calibri" w:cs="Calibri" w:eastAsia="Calibri" w:hAnsi="Calibri"/>
+          <w:b/>
+          <w:bCs/>
+          <w:color w:val="1B2A4A"/>
+          <w:sz w:val="30"/>
+          <w:szCs w:val="30"/>
+        </w:rPr>
+        <w:t xml:space="preserve">Now turn it around</w:t>
+      </w:r>
+    </w:p>
+    <w:p>
+      <w:pPr>
+        <w:spacing w:after="70" w:before="40" w:line="260"/>
+      </w:pPr>
+      <w:r>
+        <w:rPr>
+          <w:rFonts w:ascii="Calibri" w:cs="Calibri" w:eastAsia="Calibri" w:hAnsi="Calibri"/>
+          <w:b/>
+          <w:bCs/>
+          <w:color w:val="1B2A4A"/>
+          <w:sz w:val="21"/>
+          <w:szCs w:val="21"/>
+        </w:rPr>
+        <w:t xml:space="preserve">What would the OTHER CLASS say about OUR method? Name two things they could fairly attack.</w:t>
+      </w:r>
+    </w:p>
+    <w:tbl>
+      <w:tblPr>
+        <w:tblW w:type="dxa" w:w="9600"/>
+        <w:tblBorders>
+          <w:top w:val="single" w:color="7E889C" w:sz="6"/>
+          <w:left w:val="single" w:color="7E889C" w:sz="6"/>
+          <w:bottom w:val="single" w:color="7E889C" w:sz="6"/>
+          <w:right w:val="single" w:color="7E889C" w:sz="6"/>
+          <w:insideH w:val="single" w:color="9AA3B5" w:sz="3"/>
+          <w:insideV w:val="single" w:color="9AA3B5" w:sz="3"/>
+        </w:tblBorders>
+      </w:tblPr>
+      <w:tblGrid>
+        <w:gridCol w:w="700"/>
+        <w:gridCol w:w="8900"/>
+      </w:tblGrid>
+      <w:tr>
+        <w:tc>
+          <w:tcPr>
+            <w:tcW w:type="dxa" w:w="700"/>
+            <w:tcMar>
+              <w:top w:type="dxa" w:w="150"/>
+              <w:left w:type="dxa" w:w="110"/>
+              <w:bottom w:type="dxa" w:w="150"/>
+              <w:right w:type="dxa" w:w="110"/>
+            </w:tcMar>
+            <w:vAlign w:val="top"/>
+          </w:tcPr>
+          <w:p>
+            <w:pPr>
+              <w:spacing w:after="15" w:before="15" w:line="260"/>
+              <w:jc w:val="center"/>
+            </w:pPr>
+            <w:r>
+              <w:rPr>
+                <w:rFonts w:ascii="Calibri" w:cs="Calibri" w:eastAsia="Calibri" w:hAnsi="Calibri"/>
+                <w:b/>
+                <w:bCs/>
+                <w:color w:val="E8930C"/>
+                <w:sz w:val="22"/>
+                <w:szCs w:val="22"/>
+              </w:rPr>
+              <w:t xml:space="preserve">1</w:t>
+            </w:r>
+          </w:p>
+        </w:tc>
+        <w:tc>
+          <w:tcPr>
+            <w:tcW w:type="dxa" w:w="8900"/>
+            <w:tcMar>
+              <w:top w:type="dxa" w:w="85"/>
+              <w:left w:type="dxa" w:w="110"/>
+              <w:bottom w:type="dxa" w:w="85"/>
+              <w:right w:type="dxa" w:w="110"/>
+            </w:tcMar>
+            <w:vAlign w:val="top"/>
+          </w:tcPr>
+          <w:p>
+            <w:pPr>
+              <w:spacing w:after="150" w:before="150" w:line="260"/>
+            </w:pPr>
+            <w:r>
+              <w:rPr>
+                <w:rFonts w:ascii="Calibri" w:cs="Calibri" w:eastAsia="Calibri" w:hAnsi="Calibri"/>
+                <w:color w:val="222222"/>
+                <w:sz w:val="20"/>
+                <w:szCs w:val="20"/>
+              </w:rPr>
+              <w:t xml:space="preserve"/>
+            </w:r>
+          </w:p>
+        </w:tc>
+      </w:tr>
+      <w:tr>
+        <w:tc>
+          <w:tcPr>
+            <w:tcW w:type="dxa" w:w="700"/>
+            <w:tcMar>
+              <w:top w:type="dxa" w:w="150"/>
+              <w:left w:type="dxa" w:w="110"/>
+              <w:bottom w:type="dxa" w:w="150"/>
+              <w:right w:type="dxa" w:w="110"/>
+            </w:tcMar>
+            <w:vAlign w:val="top"/>
+          </w:tcPr>
+          <w:p>
+            <w:pPr>
+              <w:spacing w:after="15" w:before="15" w:line="260"/>
+              <w:jc w:val="center"/>
+            </w:pPr>
+            <w:r>
+              <w:rPr>
+                <w:rFonts w:ascii="Calibri" w:cs="Calibri" w:eastAsia="Calibri" w:hAnsi="Calibri"/>
+                <w:b/>
+                <w:bCs/>
+                <w:color w:val="E8930C"/>
+                <w:sz w:val="22"/>
+                <w:szCs w:val="22"/>
+              </w:rPr>
+              <w:t xml:space="preserve">2</w:t>
+            </w:r>
+          </w:p>
+        </w:tc>
+        <w:tc>
+          <w:tcPr>
+            <w:tcW w:type="dxa" w:w="8900"/>
+            <w:tcMar>
+              <w:top w:type="dxa" w:w="85"/>
+              <w:left w:type="dxa" w:w="110"/>
+              <w:bottom w:type="dxa" w:w="85"/>
+              <w:right w:type="dxa" w:w="110"/>
+            </w:tcMar>
+            <w:vAlign w:val="top"/>
+          </w:tcPr>
+          <w:p>
+            <w:pPr>
+              <w:spacing w:after="150" w:before="150" w:line="260"/>
+            </w:pPr>
+            <w:r>
+              <w:rPr>
+                <w:rFonts w:ascii="Calibri" w:cs="Calibri" w:eastAsia="Calibri" w:hAnsi="Calibri"/>
+                <w:color w:val="222222"/>
+                <w:sz w:val="20"/>
+                <w:szCs w:val="20"/>
+              </w:rPr>
+              <w:t xml:space="preserve"/>
+            </w:r>
+          </w:p>
+        </w:tc>
+      </w:tr>
+    </w:tbl>
+    <w:p>
+      <w:pPr>
+        <w:spacing w:after="60" w:before="190"/>
+      </w:pPr>
+      <w:r>
+        <w:rPr>
+          <w:rFonts w:ascii="Calibri" w:cs="Calibri" w:eastAsia="Calibri" w:hAnsi="Calibri"/>
+          <w:b/>
+          <w:bCs/>
+          <w:color w:val="0E7C7B"/>
+          <w:sz w:val="22"/>
+          <w:szCs w:val="22"/>
+        </w:rPr>
+        <w:t xml:space="preserve">Why this matters</w:t>
+      </w:r>
+    </w:p>
+    <w:p>
+      <w:pPr>
+        <w:pStyle w:val="ListParagraph"/>
+        <w:numPr>
+          <w:ilvl w:val="0"/>
+          <w:numId w:val="2"/>
+        </w:numPr>
+        <w:spacing w:after="35" w:before="35" w:line="258"/>
+      </w:pPr>
+      <w:r>
+        <w:rPr>
+          <w:rFonts w:ascii="Calibri" w:cs="Calibri" w:eastAsia="Calibri" w:hAnsi="Calibri"/>
+          <w:color w:val="222222"/>
+          <w:sz w:val="19"/>
+          <w:szCs w:val="19"/>
+        </w:rPr>
+        <w:t xml:space="preserve">Could either class have answered the client’s question on its own? Explain.</w:t>
+      </w:r>
+    </w:p>
+    <w:tbl>
+      <w:tblPr>
+        <w:tblW w:type="dxa" w:w="9600"/>
+        <w:tblBorders>
+          <w:top w:val="none" w:color="FFFFFF" w:sz="0"/>
+          <w:left w:val="none" w:color="FFFFFF" w:sz="0"/>
+          <w:bottom w:val="none" w:color="FFFFFF" w:sz="0"/>
+          <w:right w:val="none" w:color="FFFFFF" w:sz="0"/>
+          <w:insideH w:val="single" w:color="AEB4C2" w:sz="4"/>
+          <w:insideV w:val="none" w:color="FFFFFF" w:sz="0"/>
+        </w:tblBorders>
+      </w:tblPr>
+      <w:tblGrid>
+        <w:gridCol w:w="9600"/>
+      </w:tblGrid>
+      <w:tr>
+        <w:tc>
+          <w:tcPr>
+            <w:tcW w:type="dxa" w:w="9600"/>
+            <w:tcBorders>
+              <w:top w:val="none" w:color="FFFFFF" w:sz="0"/>
+              <w:left w:val="none" w:color="FFFFFF" w:sz="0"/>
+              <w:bottom w:val="single" w:color="AEB4C2" w:sz="4"/>
+              <w:right w:val="none" w:color="FFFFFF" w:sz="0"/>
+            </w:tcBorders>
+            <w:tcMar>
+              <w:top w:type="dxa" w:w="0"/>
+              <w:left w:type="dxa" w:w="0"/>
+              <w:bottom w:type="dxa" w:w="0"/>
+              <w:right w:type="dxa" w:w="0"/>
+            </w:tcMar>
+          </w:tcPr>
+          <w:p>
+            <w:pPr>
+              <w:spacing w:after="85" w:before="85"/>
+            </w:pPr>
+            <w:r>
+              <w:rPr>
+                <w:rFonts w:ascii="Calibri" w:cs="Calibri" w:eastAsia="Calibri" w:hAnsi="Calibri"/>
+                <w:color w:val="222222"/>
+                <w:sz w:val="20"/>
+                <w:szCs w:val="20"/>
+              </w:rPr>
+              <w:t xml:space="preserve"> </w:t>
+            </w:r>
+          </w:p>
+        </w:tc>
+      </w:tr>
+      <w:tr>
+        <w:tc>
+          <w:tcPr>
+            <w:tcW w:type="dxa" w:w="9600"/>
+            <w:tcBorders>
+              <w:top w:val="none" w:color="FFFFFF" w:sz="0"/>
+              <w:left w:val="none" w:color="FFFFFF" w:sz="0"/>
+              <w:bottom w:val="single" w:color="AEB4C2" w:sz="4"/>
+              <w:right w:val="none" w:color="FFFFFF" w:sz="0"/>
+            </w:tcBorders>
+            <w:tcMar>
+              <w:top w:type="dxa" w:w="0"/>
+              <w:left w:type="dxa" w:w="0"/>
+              <w:bottom w:type="dxa" w:w="0"/>
+              <w:right w:type="dxa" w:w="0"/>
+            </w:tcMar>
+          </w:tcPr>
+          <w:p>
+            <w:pPr>
+              <w:spacing w:after="85" w:before="85"/>
+            </w:pPr>
+            <w:r>
+              <w:rPr>
+                <w:rFonts w:ascii="Calibri" w:cs="Calibri" w:eastAsia="Calibri" w:hAnsi="Calibri"/>
+                <w:color w:val="222222"/>
+                <w:sz w:val="20"/>
+                <w:szCs w:val="20"/>
+              </w:rPr>
+              <w:t xml:space="preserve"> </w:t>
+            </w:r>
+          </w:p>
+        </w:tc>
+      </w:tr>
+      <w:tr>
+        <w:tc>
+          <w:tcPr>
+            <w:tcW w:type="dxa" w:w="9600"/>
+            <w:tcBorders>
+              <w:top w:val="none" w:color="FFFFFF" w:sz="0"/>
+              <w:left w:val="none" w:color="FFFFFF" w:sz="0"/>
+              <w:bottom w:val="single" w:color="AEB4C2" w:sz="4"/>
+              <w:right w:val="none" w:color="FFFFFF" w:sz="0"/>
+            </w:tcBorders>
+            <w:tcMar>
+              <w:top w:type="dxa" w:w="0"/>
+              <w:left w:type="dxa" w:w="0"/>
+              <w:bottom w:type="dxa" w:w="0"/>
+              <w:right w:type="dxa" w:w="0"/>
+            </w:tcMar>
+          </w:tcPr>
+          <w:p>
+            <w:pPr>
+              <w:spacing w:after="85" w:before="85"/>
+            </w:pPr>
+            <w:r>
+              <w:rPr>
+                <w:rFonts w:ascii="Calibri" w:cs="Calibri" w:eastAsia="Calibri" w:hAnsi="Calibri"/>
+                <w:color w:val="222222"/>
+                <w:sz w:val="20"/>
+                <w:szCs w:val="20"/>
+              </w:rPr>
+              <w:t xml:space="preserve"> </w:t>
+            </w:r>
+          </w:p>
+        </w:tc>
+      </w:tr>
+    </w:tbl>
+    <w:p>
+      <w:pPr>
+        <w:spacing w:after="120"/>
+      </w:pPr>
+    </w:p>
+    <w:p>
+      <w:pPr>
+        <w:pStyle w:val="ListParagraph"/>
+        <w:numPr>
+          <w:ilvl w:val="0"/>
+          <w:numId w:val="2"/>
+        </w:numPr>
+        <w:spacing w:after="35" w:before="35" w:line="258"/>
+      </w:pPr>
+      <w:r>
+        <w:rPr>
+          <w:rFonts w:ascii="Calibri" w:cs="Calibri" w:eastAsia="Calibri" w:hAnsi="Calibri"/>
+          <w:color w:val="222222"/>
+          <w:sz w:val="19"/>
+          <w:szCs w:val="19"/>
+        </w:rPr>
+        <w:t xml:space="preserve">Real scientists pull each other’s methods apart constantly. Why would that make science BETTER rather than worse?</w:t>
+      </w:r>
+    </w:p>
+    <w:tbl>
+      <w:tblPr>
+        <w:tblW w:type="dxa" w:w="9600"/>
+        <w:tblBorders>
+          <w:top w:val="none" w:color="FFFFFF" w:sz="0"/>
+          <w:left w:val="none" w:color="FFFFFF" w:sz="0"/>
+          <w:bottom w:val="none" w:color="FFFFFF" w:sz="0"/>
+          <w:right w:val="none" w:color="FFFFFF" w:sz="0"/>
+          <w:insideH w:val="single" w:color="AEB4C2" w:sz="4"/>
+          <w:insideV w:val="none" w:color="FFFFFF" w:sz="0"/>
+        </w:tblBorders>
+      </w:tblPr>
+      <w:tblGrid>
+        <w:gridCol w:w="9600"/>
+      </w:tblGrid>
+      <w:tr>
+        <w:tc>
+          <w:tcPr>
+            <w:tcW w:type="dxa" w:w="9600"/>
+            <w:tcBorders>
+              <w:top w:val="none" w:color="FFFFFF" w:sz="0"/>
+              <w:left w:val="none" w:color="FFFFFF" w:sz="0"/>
+              <w:bottom w:val="single" w:color="AEB4C2" w:sz="4"/>
+              <w:right w:val="none" w:color="FFFFFF" w:sz="0"/>
+            </w:tcBorders>
+            <w:tcMar>
+              <w:top w:type="dxa" w:w="0"/>
+              <w:left w:type="dxa" w:w="0"/>
+              <w:bottom w:type="dxa" w:w="0"/>
+              <w:right w:type="dxa" w:w="0"/>
+            </w:tcMar>
+          </w:tcPr>
+          <w:p>
+            <w:pPr>
+              <w:spacing w:after="85" w:before="85"/>
+            </w:pPr>
+            <w:r>
+              <w:rPr>
+                <w:rFonts w:ascii="Calibri" w:cs="Calibri" w:eastAsia="Calibri" w:hAnsi="Calibri"/>
+                <w:color w:val="222222"/>
+                <w:sz w:val="20"/>
+                <w:szCs w:val="20"/>
+              </w:rPr>
+              <w:t xml:space="preserve"> </w:t>
+            </w:r>
+          </w:p>
+        </w:tc>
+      </w:tr>
+      <w:tr>
+        <w:tc>
+          <w:tcPr>
+            <w:tcW w:type="dxa" w:w="9600"/>
+            <w:tcBorders>
+              <w:top w:val="none" w:color="FFFFFF" w:sz="0"/>
+              <w:left w:val="none" w:color="FFFFFF" w:sz="0"/>
+              <w:bottom w:val="single" w:color="AEB4C2" w:sz="4"/>
+              <w:right w:val="none" w:color="FFFFFF" w:sz="0"/>
+            </w:tcBorders>
+            <w:tcMar>
+              <w:top w:type="dxa" w:w="0"/>
+              <w:left w:type="dxa" w:w="0"/>
+              <w:bottom w:type="dxa" w:w="0"/>
+              <w:right w:type="dxa" w:w="0"/>
+            </w:tcMar>
+          </w:tcPr>
+          <w:p>
+            <w:pPr>
+              <w:spacing w:after="85" w:before="85"/>
+            </w:pPr>
+            <w:r>
+              <w:rPr>
+                <w:rFonts w:ascii="Calibri" w:cs="Calibri" w:eastAsia="Calibri" w:hAnsi="Calibri"/>
+                <w:color w:val="222222"/>
+                <w:sz w:val="20"/>
+                <w:szCs w:val="20"/>
+              </w:rPr>
+              <w:t xml:space="preserve"> </w:t>
+            </w:r>
+          </w:p>
+        </w:tc>
+      </w:tr>
+      <w:tr>
+        <w:tc>
+          <w:tcPr>
+            <w:tcW w:type="dxa" w:w="9600"/>
+            <w:tcBorders>
+              <w:top w:val="none" w:color="FFFFFF" w:sz="0"/>
+              <w:left w:val="none" w:color="FFFFFF" w:sz="0"/>
+              <w:bottom w:val="single" w:color="AEB4C2" w:sz="4"/>
+              <w:right w:val="none" w:color="FFFFFF" w:sz="0"/>
+            </w:tcBorders>
+            <w:tcMar>
+              <w:top w:type="dxa" w:w="0"/>
+              <w:left w:type="dxa" w:w="0"/>
+              <w:bottom w:type="dxa" w:w="0"/>
+              <w:right w:type="dxa" w:w="0"/>
+            </w:tcMar>
+          </w:tcPr>
+          <w:p>
+            <w:pPr>
+              <w:spacing w:after="85" w:before="85"/>
+            </w:pPr>
+            <w:r>
+              <w:rPr>
+                <w:rFonts w:ascii="Calibri" w:cs="Calibri" w:eastAsia="Calibri" w:hAnsi="Calibri"/>
+                <w:color w:val="222222"/>
+                <w:sz w:val="20"/>
+                <w:szCs w:val="20"/>
+              </w:rPr>
+              <w:t xml:space="preserve"> </w:t>
+            </w:r>
+          </w:p>
+        </w:tc>
+      </w:tr>
+      <w:tr>
+        <w:tc>
+          <w:tcPr>
+            <w:tcW w:type="dxa" w:w="9600"/>
+            <w:tcBorders>
+              <w:top w:val="none" w:color="FFFFFF" w:sz="0"/>
+              <w:left w:val="none" w:color="FFFFFF" w:sz="0"/>
+              <w:bottom w:val="single" w:color="AEB4C2" w:sz="4"/>
+              <w:right w:val="none" w:color="FFFFFF" w:sz="0"/>
+            </w:tcBorders>
+            <w:tcMar>
+              <w:top w:type="dxa" w:w="0"/>
+              <w:left w:type="dxa" w:w="0"/>
+              <w:bottom w:type="dxa" w:w="0"/>
+              <w:right w:type="dxa" w:w="0"/>
+            </w:tcMar>
+          </w:tcPr>
+          <w:p>
+            <w:pPr>
+              <w:spacing w:after="85" w:before="85"/>
+            </w:pPr>
+            <w:r>
+              <w:rPr>
+                <w:rFonts w:ascii="Calibri" w:cs="Calibri" w:eastAsia="Calibri" w:hAnsi="Calibri"/>
+                <w:color w:val="222222"/>
+                <w:sz w:val="20"/>
+                <w:szCs w:val="20"/>
+              </w:rPr>
+              <w:t xml:space="preserve"> </w:t>
+            </w:r>
+          </w:p>
+        </w:tc>
+      </w:tr>
+    </w:tbl>
+    <w:p>
+      <w:pPr>
+        <w:spacing w:after="120"/>
+      </w:pPr>
+    </w:p>
+    <w:p>
+      <w:pPr>
+        <w:pBdr>
+          <w:top w:val="single" w:color="E4E0D6" w:sz="2" w:space="6"/>
+          <w:bottom w:val="single" w:color="E4E0D6" w:sz="2" w:space="6"/>
+          <w:left w:val="single" w:color="0E7C7B" w:sz="18" w:space="8"/>
+          <w:right w:val="single" w:color="E4E0D6" w:sz="2" w:space="6"/>
+        </w:pBdr>
+        <w:shd w:fill="FBF9F4" w:val="clear"/>
+        <w:spacing w:after="130" w:before="130" w:line="265"/>
+      </w:pPr>
+      <w:r>
+        <w:rPr>
+          <w:rFonts w:ascii="Calibri" w:cs="Calibri" w:eastAsia="Calibri" w:hAnsi="Calibri"/>
+          <w:b/>
+          <w:bCs/>
+          <w:color w:val="0E7C7B"/>
+          <w:sz w:val="19"/>
+          <w:szCs w:val="19"/>
+        </w:rPr>
+        <w:t xml:space="preserve">The point  </w:t>
+      </w:r>
+      <w:r>
+        <w:rPr>
+          <w:rFonts w:ascii="Calibri" w:cs="Calibri" w:eastAsia="Calibri" w:hAnsi="Calibri"/>
+          <w:color w:val="222222"/>
+          <w:sz w:val="19"/>
+          <w:szCs w:val="19"/>
+        </w:rPr>
+        <w:t xml:space="preserve">Scientists publish their methods precisely so other people can attack them. A finding that survives other people trying to pull it apart is worth far more than one nobody checked. That is not scientists being difficult with each other — it is the part that makes the answer trustworthy.</w:t>
+      </w:r>
+    </w:p>
+    <w:p>
+      <w:pPr>
+        <w:pBdr>
+          <w:top w:val="single" w:color="E4E0D6" w:sz="2" w:space="6"/>
+          <w:bottom w:val="single" w:color="E4E0D6" w:sz="2" w:space="6"/>
+          <w:left w:val="single" w:color="E8930C" w:sz="18" w:space="8"/>
+          <w:right w:val="single" w:color="E4E0D6" w:sz="2" w:space="6"/>
+        </w:pBdr>
+        <w:shd w:fill="FBF9F4" w:val="clear"/>
+        <w:spacing w:after="130" w:before="130" w:line="265"/>
+      </w:pPr>
+      <w:r>
+        <w:rPr>
+          <w:rFonts w:ascii="Calibri" w:cs="Calibri" w:eastAsia="Calibri" w:hAnsi="Calibri"/>
+          <w:b/>
+          <w:bCs/>
+          <w:color w:val="9A5F00"/>
+          <w:sz w:val="19"/>
+          <w:szCs w:val="19"/>
+        </w:rPr>
+        <w:t xml:space="preserve">Coming up next  </w:t>
+      </w:r>
+      <w:r>
+        <w:rPr>
+          <w:rFonts w:ascii="Calibri" w:cs="Calibri" w:eastAsia="Calibri" w:hAnsi="Calibri"/>
+          <w:color w:val="222222"/>
+          <w:sz w:val="19"/>
+          <w:szCs w:val="19"/>
+        </w:rPr>
+        <w:t xml:space="preserve">You are about to write your own investigation plan, and another group is about to do exactly this to it. What would YOU attack?</w:t>
+      </w:r>
+    </w:p>
     <w:sectPr>
       <w:footerReference w:type="default" r:id="rId7"/>
       <w:pgSz w:w="11906" w:h="16838" w:orient="portrait"/>
